--- a/Business Proposal Task1.docx
+++ b/Business Proposal Task1.docx
@@ -7372,7 +7372,13 @@
           </w:tcPr>
           <w:p>
             <w:r>
-              <w:t>Checking the database for corruption or inconsistencies in booking data.</w:t>
+              <w:t xml:space="preserve">Checking the database for corruption or inconsistencies in </w:t>
+            </w:r>
+            <w:r>
+              <w:t>ordering</w:t>
+            </w:r>
+            <w:r>
+              <w:t xml:space="preserve"> data.</w:t>
             </w:r>
           </w:p>
         </w:tc>
@@ -7415,7 +7421,7 @@
           </w:tcPr>
           <w:p>
             <w:r>
-              <w:t>Regular data integrity checks to ensure everything is in sync.</w:t>
+              <w:t>Regular data checks to ensure everything is in sync.</w:t>
             </w:r>
           </w:p>
         </w:tc>
@@ -7455,11 +7461,6 @@
           <w:tcPr>
             <w:tcW w:w="2254" w:type="dxa"/>
           </w:tcPr>
-          <w:p>
-            <w:r>
-              <w:t>Integration of existing systems or processes.</w:t>
-            </w:r>
-          </w:p>
           <w:p>
             <w:r>
               <w:t>Staff training on how to sync online systems and the room booking operations and booking updates to the staff.</w:t>
@@ -7589,18 +7590,21 @@
           </w:tcPr>
           <w:p>
             <w:r>
+              <w:t>Food safety</w:t>
+            </w:r>
+          </w:p>
+        </w:tc>
+        <w:tc>
+          <w:tcPr>
+            <w:tcW w:w="4508" w:type="dxa"/>
+          </w:tcPr>
+          <w:p>
+            <w:r>
+              <w:t xml:space="preserve">The client is providing food to their customers, which means they must ensure that customers know what their food contains and if the food is </w:t>
+            </w:r>
+            <w:r>
               <w:lastRenderedPageBreak/>
-              <w:t>Food safety</w:t>
-            </w:r>
-          </w:p>
-        </w:tc>
-        <w:tc>
-          <w:tcPr>
-            <w:tcW w:w="4508" w:type="dxa"/>
-          </w:tcPr>
-          <w:p>
-            <w:r>
-              <w:t>The client is providing food to their customers, which means they must ensure that customers know what their food contains and if the food is safe to eat. For this reason, the website must comply with Food Information Regulations and Food Safety Act 1990. This can be done by showing the allergies information on the products page, to avoid misleading food descriptions by regularly auditing the product information.</w:t>
+              <w:t>safe to eat. For this reason, the website must comply with Food Information Regulations and Food Safety Act 1990. This can be done by showing the allergies information on the products page, to avoid misleading food descriptions by regularly auditing the product information.</w:t>
             </w:r>
           </w:p>
         </w:tc>
@@ -7612,6 +7616,7 @@
           </w:tcPr>
           <w:p>
             <w:r>
+              <w:lastRenderedPageBreak/>
               <w:t>Rewards</w:t>
             </w:r>
           </w:p>
@@ -7690,11 +7695,7 @@
         <w:t>There will also be options for user to click / tap such as dark mode, light mode, text to speech</w:t>
       </w:r>
       <w:r>
-        <w:t xml:space="preserve">, text size. This will be carried out by using buttons that care clearly visible to the user can help them use the website </w:t>
-      </w:r>
-      <w:r>
-        <w:lastRenderedPageBreak/>
-        <w:t>exponentially. The colours will be consistent and depending on if the user clicked / tapped “adject text size”, the text will be bigger across the website. If not, then the text will be in the same default size across the website.</w:t>
+        <w:t>, text size. This will be carried out by using buttons that care clearly visible to the user can help them use the website exponentially. The colours will be consistent and depending on if the user clicked / tapped “adject text size”, the text will be bigger across the website. If not, then the text will be in the same default size across the website.</w:t>
       </w:r>
     </w:p>
     <w:p/>
